--- a/arb/docx/49.content.docx
+++ b/arb/docx/49.content.docx
@@ -17781,23 +17781,7 @@
           <w:cs/>
           <w:lang w:val="ar_AE" w:bidi="ar_AE"/>
         </w:rPr>
-        <w:t xml:space="preserve">). • لم يكن بولس يروِّج لتجارة الرقيق، بل كان يعلِّم المؤمنين كيف يعيشون في ظل وجودها كواقع حياتي في ذلك المجتمع (للاطلاع على تناوُل بولس لموضوع العبودية، انظر </w:t>
-      </w:r>
-      <w:r>
-        <w:rPr>
-          <w:rtl/>
-          <w:cs/>
-          <w:lang w:val="ar_AE" w:bidi="ar_AE"/>
-        </w:rPr>
-        <w:t>مقدمة الرسالة إلى فليمون</w:t>
-      </w:r>
-      <w:r>
-        <w:rPr>
-          <w:rtl/>
-          <w:cs/>
-          <w:lang w:val="ar_AE" w:bidi="ar_AE"/>
-        </w:rPr>
-        <w:t>، "المعنى والرسالة").</w:t>
+        <w:t>). • لم يكن بولس يروِّج لتجارة الرقيق، بل كان يعلِّم المؤمنين كيف يعيشون في ظل وجودها كواقع حياتي في ذلك المجتمع (للاطلاع على تناوُل بولس لموضوع العبودية، انظر مقدمة الرسالة إلى فليمون، "المعنى والرسالة").</w:t>
       </w:r>
       <w:r>
         <w:rPr>
